--- a/content/member-assets/realtor-suburb-snapshot/client-faqs.docx
+++ b/content/member-assets/realtor-suburb-snapshot/client-faqs.docx
@@ -7,7 +7,7 @@
         <w:pStyle w:val="BrandBand"/>
       </w:pPr>
       <w:r>
-        <w:t xml:space="preserve">SIDE HUSTLE STEPHEN - THE LAUNCHPAD</w:t>
+        <w:t xml:space="preserve">SIDE HUSTLE STEPHEN</w:t>
       </w:r>
     </w:p>
     <w:p>
@@ -50,22 +50,243 @@
         <w:spacing w:before="70" w:after="210"/>
       </w:pPr>
     </w:p>
-    <w:p>
-      <w:pPr>
-        <w:pStyle w:val="Meta"/>
-      </w:pPr>
-      <w:r>
-        <w:t xml:space="preserve">Buyer: Real estate agents</w:t>
-      </w:r>
-    </w:p>
-    <w:p>
-      <w:pPr>
-        <w:pStyle w:val="Meta"/>
-      </w:pPr>
-      <w:r>
-        <w:t xml:space="preserve">Category: B2B Service  /  Startup cost: $0  /  First sale: 2-4 weeks  /  Difficulty: Medium</w:t>
-      </w:r>
-    </w:p>
+    <w:tbl>
+      <w:tblPr>
+        <w:tblW w:w="0" w:type="auto"/>
+        <w:tblInd w:w="0" w:type="dxa"/>
+        <w:tblBorders>
+          <w:top w:val="single" w:sz="6" w:color="E0DFDD"/>
+          <w:left w:val="single" w:sz="6" w:color="E0DFDD"/>
+          <w:bottom w:val="single" w:sz="6" w:color="E0DFDD"/>
+          <w:right w:val="single" w:sz="6" w:color="E0DFDD"/>
+          <w:insideH w:val="single" w:sz="4" w:color="E0DFDD"/>
+          <w:insideV w:val="single" w:sz="4" w:color="E0DFDD"/>
+        </w:tblBorders>
+        <w:tblLook w:firstRow="1" w:noHBand="0" w:noVBand="1"/>
+      </w:tblPr>
+      <w:tblGrid>
+        <w:gridCol w:w="2200"/>
+        <w:gridCol w:w="6980"/>
+      </w:tblGrid>
+      <w:tr>
+        <w:tc>
+          <w:tcPr>
+            <w:tcW w:w="2200" w:type="dxa"/>
+            <w:shd w:fill="F5F3F1"/>
+            <w:tcMar>
+              <w:top w:w="120" w:type="dxa"/>
+              <w:left w:w="150" w:type="dxa"/>
+              <w:bottom w:w="120" w:type="dxa"/>
+              <w:right w:w="150" w:type="dxa"/>
+            </w:tcMar>
+            <w:vAlign w:val="center"/>
+          </w:tcPr>
+          <w:p>
+            <w:pPr>
+              <w:pStyle w:val="TableLabel"/>
+            </w:pPr>
+            <w:r>
+              <w:t xml:space="preserve">Buyer</w:t>
+            </w:r>
+          </w:p>
+        </w:tc>
+        <w:tc>
+          <w:tcPr>
+            <w:tcW w:w="6980" w:type="dxa"/>
+            <w:shd w:fill="F5F3F1"/>
+            <w:tcMar>
+              <w:top w:w="120" w:type="dxa"/>
+              <w:left w:w="150" w:type="dxa"/>
+              <w:bottom w:w="120" w:type="dxa"/>
+              <w:right w:w="150" w:type="dxa"/>
+            </w:tcMar>
+            <w:vAlign w:val="center"/>
+          </w:tcPr>
+          <w:p>
+            <w:pPr>
+              <w:pStyle w:val="TableCell"/>
+            </w:pPr>
+            <w:r>
+              <w:t xml:space="preserve">Real estate agents</w:t>
+            </w:r>
+          </w:p>
+        </w:tc>
+      </w:tr>
+      <w:tr>
+        <w:tc>
+          <w:tcPr>
+            <w:tcW w:w="2200" w:type="dxa"/>
+            <w:shd w:fill="F5F3F1"/>
+            <w:tcMar>
+              <w:top w:w="120" w:type="dxa"/>
+              <w:left w:w="150" w:type="dxa"/>
+              <w:bottom w:w="120" w:type="dxa"/>
+              <w:right w:w="150" w:type="dxa"/>
+            </w:tcMar>
+            <w:vAlign w:val="center"/>
+          </w:tcPr>
+          <w:p>
+            <w:pPr>
+              <w:pStyle w:val="TableLabel"/>
+            </w:pPr>
+            <w:r>
+              <w:t xml:space="preserve">Category</w:t>
+            </w:r>
+          </w:p>
+        </w:tc>
+        <w:tc>
+          <w:tcPr>
+            <w:tcW w:w="6980" w:type="dxa"/>
+            <w:tcMar>
+              <w:top w:w="120" w:type="dxa"/>
+              <w:left w:w="150" w:type="dxa"/>
+              <w:bottom w:w="120" w:type="dxa"/>
+              <w:right w:w="150" w:type="dxa"/>
+            </w:tcMar>
+            <w:vAlign w:val="center"/>
+          </w:tcPr>
+          <w:p>
+            <w:pPr>
+              <w:pStyle w:val="TableCell"/>
+            </w:pPr>
+            <w:r>
+              <w:t xml:space="preserve">B2B Service</w:t>
+            </w:r>
+          </w:p>
+        </w:tc>
+      </w:tr>
+      <w:tr>
+        <w:tc>
+          <w:tcPr>
+            <w:tcW w:w="2200" w:type="dxa"/>
+            <w:shd w:fill="F5F3F1"/>
+            <w:tcMar>
+              <w:top w:w="120" w:type="dxa"/>
+              <w:left w:w="150" w:type="dxa"/>
+              <w:bottom w:w="120" w:type="dxa"/>
+              <w:right w:w="150" w:type="dxa"/>
+            </w:tcMar>
+            <w:vAlign w:val="center"/>
+          </w:tcPr>
+          <w:p>
+            <w:pPr>
+              <w:pStyle w:val="TableLabel"/>
+            </w:pPr>
+            <w:r>
+              <w:t xml:space="preserve">Startup cost</w:t>
+            </w:r>
+          </w:p>
+        </w:tc>
+        <w:tc>
+          <w:tcPr>
+            <w:tcW w:w="6980" w:type="dxa"/>
+            <w:shd w:fill="F5F3F1"/>
+            <w:tcMar>
+              <w:top w:w="120" w:type="dxa"/>
+              <w:left w:w="150" w:type="dxa"/>
+              <w:bottom w:w="120" w:type="dxa"/>
+              <w:right w:w="150" w:type="dxa"/>
+            </w:tcMar>
+            <w:vAlign w:val="center"/>
+          </w:tcPr>
+          <w:p>
+            <w:pPr>
+              <w:pStyle w:val="TableCell"/>
+            </w:pPr>
+            <w:r>
+              <w:t xml:space="preserve">$0</w:t>
+            </w:r>
+          </w:p>
+        </w:tc>
+      </w:tr>
+      <w:tr>
+        <w:tc>
+          <w:tcPr>
+            <w:tcW w:w="2200" w:type="dxa"/>
+            <w:shd w:fill="F5F3F1"/>
+            <w:tcMar>
+              <w:top w:w="120" w:type="dxa"/>
+              <w:left w:w="150" w:type="dxa"/>
+              <w:bottom w:w="120" w:type="dxa"/>
+              <w:right w:w="150" w:type="dxa"/>
+            </w:tcMar>
+            <w:vAlign w:val="center"/>
+          </w:tcPr>
+          <w:p>
+            <w:pPr>
+              <w:pStyle w:val="TableLabel"/>
+            </w:pPr>
+            <w:r>
+              <w:t xml:space="preserve">First sale</w:t>
+            </w:r>
+          </w:p>
+        </w:tc>
+        <w:tc>
+          <w:tcPr>
+            <w:tcW w:w="6980" w:type="dxa"/>
+            <w:tcMar>
+              <w:top w:w="120" w:type="dxa"/>
+              <w:left w:w="150" w:type="dxa"/>
+              <w:bottom w:w="120" w:type="dxa"/>
+              <w:right w:w="150" w:type="dxa"/>
+            </w:tcMar>
+            <w:vAlign w:val="center"/>
+          </w:tcPr>
+          <w:p>
+            <w:pPr>
+              <w:pStyle w:val="TableCell"/>
+            </w:pPr>
+            <w:r>
+              <w:t xml:space="preserve">2-4 weeks</w:t>
+            </w:r>
+          </w:p>
+        </w:tc>
+      </w:tr>
+      <w:tr>
+        <w:tc>
+          <w:tcPr>
+            <w:tcW w:w="2200" w:type="dxa"/>
+            <w:shd w:fill="F5F3F1"/>
+            <w:tcMar>
+              <w:top w:w="120" w:type="dxa"/>
+              <w:left w:w="150" w:type="dxa"/>
+              <w:bottom w:w="120" w:type="dxa"/>
+              <w:right w:w="150" w:type="dxa"/>
+            </w:tcMar>
+            <w:vAlign w:val="center"/>
+          </w:tcPr>
+          <w:p>
+            <w:pPr>
+              <w:pStyle w:val="TableLabel"/>
+            </w:pPr>
+            <w:r>
+              <w:t xml:space="preserve">Difficulty</w:t>
+            </w:r>
+          </w:p>
+        </w:tc>
+        <w:tc>
+          <w:tcPr>
+            <w:tcW w:w="6980" w:type="dxa"/>
+            <w:shd w:fill="F5F3F1"/>
+            <w:tcMar>
+              <w:top w:w="120" w:type="dxa"/>
+              <w:left w:w="150" w:type="dxa"/>
+              <w:bottom w:w="120" w:type="dxa"/>
+              <w:right w:w="150" w:type="dxa"/>
+            </w:tcMar>
+            <w:vAlign w:val="center"/>
+          </w:tcPr>
+          <w:p>
+            <w:pPr>
+              <w:pStyle w:val="TableCell"/>
+            </w:pPr>
+            <w:r>
+              <w:t xml:space="preserve">Medium</w:t>
+            </w:r>
+          </w:p>
+        </w:tc>
+      </w:tr>
+    </w:tbl>
     <w:p>
       <w:pPr>
         <w:pStyle w:val="Kicker"/>
@@ -87,36 +308,635 @@
         <w:pStyle w:val="Kicker"/>
       </w:pPr>
       <w:r>
-        <w:t>IN THIS DOCUMENT</w:t>
-      </w:r>
-    </w:p>
-    <w:p>
-      <w:pPr>
-        <w:rPr>
-          <w:color w:val="57534E"/>
-          <w:sz w:val="18"/>
-        </w:rPr>
-      </w:pPr>
-      <w:r>
-        <w:fldChar w:fldCharType="begin"/>
-      </w:r>
-      <w:r>
-        <w:instrText xml:space="preserve"> TOC \o "1-1" \h \z \u </w:instrText>
-      </w:r>
-      <w:r>
-        <w:fldChar w:fldCharType="separate"/>
-      </w:r>
-      <w:r>
-        <w:rPr>
-          <w:color w:val="57534E"/>
-          <w:sz w:val="18"/>
-        </w:rPr>
-        <w:t xml:space="preserve">Right-click and choose Update Field to build the contents.</w:t>
-      </w:r>
-      <w:r>
-        <w:fldChar w:fldCharType="end"/>
-      </w:r>
-    </w:p>
+        <w:t xml:space="preserve">Launch action board</w:t>
+      </w:r>
+    </w:p>
+    <w:tbl>
+      <w:tblPr>
+        <w:tblW w:w="0" w:type="auto"/>
+        <w:tblInd w:w="0" w:type="dxa"/>
+        <w:tblBorders>
+          <w:top w:val="single" w:sz="6" w:color="E0DFDD"/>
+          <w:left w:val="single" w:sz="6" w:color="E0DFDD"/>
+          <w:bottom w:val="single" w:sz="6" w:color="E0DFDD"/>
+          <w:right w:val="single" w:sz="6" w:color="E0DFDD"/>
+          <w:insideH w:val="single" w:sz="4" w:color="E0DFDD"/>
+          <w:insideV w:val="single" w:sz="4" w:color="E0DFDD"/>
+        </w:tblBorders>
+        <w:tblLook w:firstRow="1" w:noHBand="0" w:noVBand="1"/>
+      </w:tblPr>
+      <w:tblGrid>
+        <w:gridCol w:w="1620"/>
+        <w:gridCol w:w="3960"/>
+        <w:gridCol w:w="3600"/>
+      </w:tblGrid>
+      <w:tr>
+        <w:tc>
+          <w:tcPr>
+            <w:tcW w:w="1620" w:type="dxa"/>
+            <w:shd w:fill="0A0A0A"/>
+            <w:tcMar>
+              <w:top w:w="120" w:type="dxa"/>
+              <w:left w:w="150" w:type="dxa"/>
+              <w:bottom w:w="120" w:type="dxa"/>
+              <w:right w:w="150" w:type="dxa"/>
+            </w:tcMar>
+            <w:vAlign w:val="center"/>
+          </w:tcPr>
+          <w:p>
+            <w:pPr>
+              <w:pStyle w:val="TableHeader"/>
+            </w:pPr>
+            <w:r>
+              <w:t xml:space="preserve">Move</w:t>
+            </w:r>
+          </w:p>
+        </w:tc>
+        <w:tc>
+          <w:tcPr>
+            <w:tcW w:w="3960" w:type="dxa"/>
+            <w:shd w:fill="0A0A0A"/>
+            <w:tcMar>
+              <w:top w:w="120" w:type="dxa"/>
+              <w:left w:w="150" w:type="dxa"/>
+              <w:bottom w:w="120" w:type="dxa"/>
+              <w:right w:w="150" w:type="dxa"/>
+            </w:tcMar>
+            <w:vAlign w:val="center"/>
+          </w:tcPr>
+          <w:p>
+            <w:pPr>
+              <w:pStyle w:val="TableHeader"/>
+            </w:pPr>
+            <w:r>
+              <w:t xml:space="preserve">What to check</w:t>
+            </w:r>
+          </w:p>
+        </w:tc>
+        <w:tc>
+          <w:tcPr>
+            <w:tcW w:w="3600" w:type="dxa"/>
+            <w:shd w:fill="0A0A0A"/>
+            <w:tcMar>
+              <w:top w:w="120" w:type="dxa"/>
+              <w:left w:w="150" w:type="dxa"/>
+              <w:bottom w:w="120" w:type="dxa"/>
+              <w:right w:w="150" w:type="dxa"/>
+            </w:tcMar>
+            <w:vAlign w:val="center"/>
+          </w:tcPr>
+          <w:p>
+            <w:pPr>
+              <w:pStyle w:val="TableHeader"/>
+            </w:pPr>
+            <w:r>
+              <w:t xml:space="preserve">Output</w:t>
+            </w:r>
+          </w:p>
+        </w:tc>
+      </w:tr>
+      <w:tr>
+        <w:tc>
+          <w:tcPr>
+            <w:tcW w:w="1620" w:type="dxa"/>
+            <w:shd w:fill="F5F3F1"/>
+            <w:tcMar>
+              <w:top w:w="120" w:type="dxa"/>
+              <w:left w:w="150" w:type="dxa"/>
+              <w:bottom w:w="120" w:type="dxa"/>
+              <w:right w:w="150" w:type="dxa"/>
+            </w:tcMar>
+            <w:vAlign w:val="center"/>
+          </w:tcPr>
+          <w:p>
+            <w:pPr>
+              <w:pStyle w:val="TableCell"/>
+            </w:pPr>
+            <w:r>
+              <w:t xml:space="preserve">1. Scope</w:t>
+            </w:r>
+          </w:p>
+        </w:tc>
+        <w:tc>
+          <w:tcPr>
+            <w:tcW w:w="3960" w:type="dxa"/>
+            <w:shd w:fill="F5F3F1"/>
+            <w:tcMar>
+              <w:top w:w="120" w:type="dxa"/>
+              <w:left w:w="150" w:type="dxa"/>
+              <w:bottom w:w="120" w:type="dxa"/>
+              <w:right w:w="150" w:type="dxa"/>
+            </w:tcMar>
+            <w:vAlign w:val="center"/>
+          </w:tcPr>
+          <w:p>
+            <w:pPr>
+              <w:pStyle w:val="TableCell"/>
+            </w:pPr>
+            <w:r>
+              <w:t xml:space="preserve">Buyer, input files, sensitive claims, approval owner</w:t>
+            </w:r>
+          </w:p>
+        </w:tc>
+        <w:tc>
+          <w:tcPr>
+            <w:tcW w:w="3600" w:type="dxa"/>
+            <w:shd w:fill="F5F3F1"/>
+            <w:tcMar>
+              <w:top w:w="120" w:type="dxa"/>
+              <w:left w:w="150" w:type="dxa"/>
+              <w:bottom w:w="120" w:type="dxa"/>
+              <w:right w:w="150" w:type="dxa"/>
+            </w:tcMar>
+            <w:vAlign w:val="center"/>
+          </w:tcPr>
+          <w:p>
+            <w:pPr>
+              <w:pStyle w:val="TableCell"/>
+            </w:pPr>
+            <w:r>
+              <w:t xml:space="preserve">Clean project brief</w:t>
+            </w:r>
+          </w:p>
+        </w:tc>
+      </w:tr>
+      <w:tr>
+        <w:tc>
+          <w:tcPr>
+            <w:tcW w:w="1620" w:type="dxa"/>
+            <w:tcMar>
+              <w:top w:w="120" w:type="dxa"/>
+              <w:left w:w="150" w:type="dxa"/>
+              <w:bottom w:w="120" w:type="dxa"/>
+              <w:right w:w="150" w:type="dxa"/>
+            </w:tcMar>
+            <w:vAlign w:val="center"/>
+          </w:tcPr>
+          <w:p>
+            <w:pPr>
+              <w:pStyle w:val="TableCell"/>
+            </w:pPr>
+            <w:r>
+              <w:t xml:space="preserve">2. Build</w:t>
+            </w:r>
+          </w:p>
+        </w:tc>
+        <w:tc>
+          <w:tcPr>
+            <w:tcW w:w="3960" w:type="dxa"/>
+            <w:tcMar>
+              <w:top w:w="120" w:type="dxa"/>
+              <w:left w:w="150" w:type="dxa"/>
+              <w:bottom w:w="120" w:type="dxa"/>
+              <w:right w:w="150" w:type="dxa"/>
+            </w:tcMar>
+            <w:vAlign w:val="center"/>
+          </w:tcPr>
+          <w:p>
+            <w:pPr>
+              <w:pStyle w:val="TableCell"/>
+            </w:pPr>
+            <w:r>
+              <w:t xml:space="preserve">Use the template, prompts, checklist, or workbook sections</w:t>
+            </w:r>
+          </w:p>
+        </w:tc>
+        <w:tc>
+          <w:tcPr>
+            <w:tcW w:w="3600" w:type="dxa"/>
+            <w:tcMar>
+              <w:top w:w="120" w:type="dxa"/>
+              <w:left w:w="150" w:type="dxa"/>
+              <w:bottom w:w="120" w:type="dxa"/>
+              <w:right w:w="150" w:type="dxa"/>
+            </w:tcMar>
+            <w:vAlign w:val="center"/>
+          </w:tcPr>
+          <w:p>
+            <w:pPr>
+              <w:pStyle w:val="TableCell"/>
+            </w:pPr>
+            <w:r>
+              <w:t xml:space="preserve">Buyer-specific asset</w:t>
+            </w:r>
+          </w:p>
+        </w:tc>
+      </w:tr>
+      <w:tr>
+        <w:tc>
+          <w:tcPr>
+            <w:tcW w:w="1620" w:type="dxa"/>
+            <w:shd w:fill="F5F3F1"/>
+            <w:tcMar>
+              <w:top w:w="120" w:type="dxa"/>
+              <w:left w:w="150" w:type="dxa"/>
+              <w:bottom w:w="120" w:type="dxa"/>
+              <w:right w:w="150" w:type="dxa"/>
+            </w:tcMar>
+            <w:vAlign w:val="center"/>
+          </w:tcPr>
+          <w:p>
+            <w:pPr>
+              <w:pStyle w:val="TableCell"/>
+            </w:pPr>
+            <w:r>
+              <w:t xml:space="preserve">3. Approve</w:t>
+            </w:r>
+          </w:p>
+        </w:tc>
+        <w:tc>
+          <w:tcPr>
+            <w:tcW w:w="3960" w:type="dxa"/>
+            <w:shd w:fill="F5F3F1"/>
+            <w:tcMar>
+              <w:top w:w="120" w:type="dxa"/>
+              <w:left w:w="150" w:type="dxa"/>
+              <w:bottom w:w="120" w:type="dxa"/>
+              <w:right w:w="150" w:type="dxa"/>
+            </w:tcMar>
+            <w:vAlign w:val="center"/>
+          </w:tcPr>
+          <w:p>
+            <w:pPr>
+              <w:pStyle w:val="TableCell"/>
+            </w:pPr>
+            <w:r>
+              <w:t xml:space="preserve">Facts, prices, dates, links, policies, and public claims</w:t>
+            </w:r>
+          </w:p>
+        </w:tc>
+        <w:tc>
+          <w:tcPr>
+            <w:tcW w:w="3600" w:type="dxa"/>
+            <w:shd w:fill="F5F3F1"/>
+            <w:tcMar>
+              <w:top w:w="120" w:type="dxa"/>
+              <w:left w:w="150" w:type="dxa"/>
+              <w:bottom w:w="120" w:type="dxa"/>
+              <w:right w:w="150" w:type="dxa"/>
+            </w:tcMar>
+            <w:vAlign w:val="center"/>
+          </w:tcPr>
+          <w:p>
+            <w:pPr>
+              <w:pStyle w:val="TableCell"/>
+            </w:pPr>
+            <w:r>
+              <w:t xml:space="preserve">Approved final version</w:t>
+            </w:r>
+          </w:p>
+        </w:tc>
+      </w:tr>
+      <w:tr>
+        <w:tc>
+          <w:tcPr>
+            <w:tcW w:w="1620" w:type="dxa"/>
+            <w:tcMar>
+              <w:top w:w="120" w:type="dxa"/>
+              <w:left w:w="150" w:type="dxa"/>
+              <w:bottom w:w="120" w:type="dxa"/>
+              <w:right w:w="150" w:type="dxa"/>
+            </w:tcMar>
+            <w:vAlign w:val="center"/>
+          </w:tcPr>
+          <w:p>
+            <w:pPr>
+              <w:pStyle w:val="TableCell"/>
+            </w:pPr>
+            <w:r>
+              <w:t xml:space="preserve">4. Follow up</w:t>
+            </w:r>
+          </w:p>
+        </w:tc>
+        <w:tc>
+          <w:tcPr>
+            <w:tcW w:w="3960" w:type="dxa"/>
+            <w:tcMar>
+              <w:top w:w="120" w:type="dxa"/>
+              <w:left w:w="150" w:type="dxa"/>
+              <w:bottom w:w="120" w:type="dxa"/>
+              <w:right w:w="150" w:type="dxa"/>
+            </w:tcMar>
+            <w:vAlign w:val="center"/>
+          </w:tcPr>
+          <w:p>
+            <w:pPr>
+              <w:pStyle w:val="TableCell"/>
+            </w:pPr>
+            <w:r>
+              <w:t xml:space="preserve">Next refresh, retainer, or second sprint</w:t>
+            </w:r>
+          </w:p>
+        </w:tc>
+        <w:tc>
+          <w:tcPr>
+            <w:tcW w:w="3600" w:type="dxa"/>
+            <w:tcMar>
+              <w:top w:w="120" w:type="dxa"/>
+              <w:left w:w="150" w:type="dxa"/>
+              <w:bottom w:w="120" w:type="dxa"/>
+              <w:right w:w="150" w:type="dxa"/>
+            </w:tcMar>
+            <w:vAlign w:val="center"/>
+          </w:tcPr>
+          <w:p>
+            <w:pPr>
+              <w:pStyle w:val="TableCell"/>
+            </w:pPr>
+            <w:r>
+              <w:t xml:space="preserve">Clear paid next step</w:t>
+            </w:r>
+          </w:p>
+        </w:tc>
+      </w:tr>
+    </w:tbl>
+    <w:p>
+      <w:pPr>
+        <w:pStyle w:val="Kicker"/>
+      </w:pPr>
+      <w:r>
+        <w:t xml:space="preserve">In this document</w:t>
+      </w:r>
+    </w:p>
+    <w:tbl>
+      <w:tblPr>
+        <w:tblW w:w="0" w:type="auto"/>
+        <w:tblInd w:w="0" w:type="dxa"/>
+        <w:tblBorders>
+          <w:top w:val="single" w:sz="6" w:color="E0DFDD"/>
+          <w:left w:val="single" w:sz="6" w:color="E0DFDD"/>
+          <w:bottom w:val="single" w:sz="6" w:color="E0DFDD"/>
+          <w:right w:val="single" w:sz="6" w:color="E0DFDD"/>
+          <w:insideH w:val="single" w:sz="4" w:color="E0DFDD"/>
+          <w:insideV w:val="single" w:sz="4" w:color="E0DFDD"/>
+        </w:tblBorders>
+        <w:tblLook w:firstRow="1" w:noHBand="0" w:noVBand="1"/>
+      </w:tblPr>
+      <w:tblGrid>
+        <w:gridCol w:w="1180"/>
+        <w:gridCol w:w="7940"/>
+      </w:tblGrid>
+      <w:tr>
+        <w:tc>
+          <w:tcPr>
+            <w:tcW w:w="1180" w:type="dxa"/>
+            <w:shd w:fill="0A0A0A"/>
+            <w:tcMar>
+              <w:top w:w="120" w:type="dxa"/>
+              <w:left w:w="150" w:type="dxa"/>
+              <w:bottom w:w="120" w:type="dxa"/>
+              <w:right w:w="150" w:type="dxa"/>
+            </w:tcMar>
+            <w:vAlign w:val="center"/>
+          </w:tcPr>
+          <w:p>
+            <w:pPr>
+              <w:pStyle w:val="TableHeader"/>
+            </w:pPr>
+            <w:r>
+              <w:t xml:space="preserve">Section</w:t>
+            </w:r>
+          </w:p>
+        </w:tc>
+        <w:tc>
+          <w:tcPr>
+            <w:tcW w:w="7940" w:type="dxa"/>
+            <w:shd w:fill="0A0A0A"/>
+            <w:tcMar>
+              <w:top w:w="120" w:type="dxa"/>
+              <w:left w:w="150" w:type="dxa"/>
+              <w:bottom w:w="120" w:type="dxa"/>
+              <w:right w:w="150" w:type="dxa"/>
+            </w:tcMar>
+            <w:vAlign w:val="center"/>
+          </w:tcPr>
+          <w:p>
+            <w:pPr>
+              <w:pStyle w:val="TableHeader"/>
+            </w:pPr>
+            <w:r>
+              <w:t xml:space="preserve">What it covers</w:t>
+            </w:r>
+          </w:p>
+        </w:tc>
+      </w:tr>
+      <w:tr>
+        <w:tc>
+          <w:tcPr>
+            <w:tcW w:w="1180" w:type="dxa"/>
+            <w:shd w:fill="F5F3F1"/>
+            <w:tcMar>
+              <w:top w:w="120" w:type="dxa"/>
+              <w:left w:w="150" w:type="dxa"/>
+              <w:bottom w:w="120" w:type="dxa"/>
+              <w:right w:w="150" w:type="dxa"/>
+            </w:tcMar>
+            <w:vAlign w:val="center"/>
+          </w:tcPr>
+          <w:p>
+            <w:pPr>
+              <w:pStyle w:val="TableCell"/>
+            </w:pPr>
+            <w:r>
+              <w:t xml:space="preserve">01</w:t>
+            </w:r>
+          </w:p>
+        </w:tc>
+        <w:tc>
+          <w:tcPr>
+            <w:tcW w:w="7940" w:type="dxa"/>
+            <w:shd w:fill="F5F3F1"/>
+            <w:tcMar>
+              <w:top w:w="120" w:type="dxa"/>
+              <w:left w:w="150" w:type="dxa"/>
+              <w:bottom w:w="120" w:type="dxa"/>
+              <w:right w:w="150" w:type="dxa"/>
+            </w:tcMar>
+            <w:vAlign w:val="center"/>
+          </w:tcPr>
+          <w:p>
+            <w:pPr>
+              <w:pStyle w:val="TableCell"/>
+            </w:pPr>
+            <w:r>
+              <w:t xml:space="preserve">How to use these FAQs — Place these on the sales page, in a proposal, or below the checkout section for this pack.</w:t>
+            </w:r>
+          </w:p>
+        </w:tc>
+      </w:tr>
+      <w:tr>
+        <w:tc>
+          <w:tcPr>
+            <w:tcW w:w="1180" w:type="dxa"/>
+            <w:tcMar>
+              <w:top w:w="120" w:type="dxa"/>
+              <w:left w:w="150" w:type="dxa"/>
+              <w:bottom w:w="120" w:type="dxa"/>
+              <w:right w:w="150" w:type="dxa"/>
+            </w:tcMar>
+            <w:vAlign w:val="center"/>
+          </w:tcPr>
+          <w:p>
+            <w:pPr>
+              <w:pStyle w:val="TableCell"/>
+            </w:pPr>
+            <w:r>
+              <w:t xml:space="preserve">02</w:t>
+            </w:r>
+          </w:p>
+        </w:tc>
+        <w:tc>
+          <w:tcPr>
+            <w:tcW w:w="7940" w:type="dxa"/>
+            <w:tcMar>
+              <w:top w:w="120" w:type="dxa"/>
+              <w:left w:w="150" w:type="dxa"/>
+              <w:bottom w:w="120" w:type="dxa"/>
+              <w:right w:w="150" w:type="dxa"/>
+            </w:tcMar>
+            <w:vAlign w:val="center"/>
+          </w:tcPr>
+          <w:p>
+            <w:pPr>
+              <w:pStyle w:val="TableCell"/>
+            </w:pPr>
+            <w:r>
+              <w:t xml:space="preserve">Buyer FAQs — What do I receive? You receive a focused realtor suburb snapshot reports with the agreed…</w:t>
+            </w:r>
+          </w:p>
+        </w:tc>
+      </w:tr>
+      <w:tr>
+        <w:tc>
+          <w:tcPr>
+            <w:tcW w:w="1180" w:type="dxa"/>
+            <w:shd w:fill="F5F3F1"/>
+            <w:tcMar>
+              <w:top w:w="120" w:type="dxa"/>
+              <w:left w:w="150" w:type="dxa"/>
+              <w:bottom w:w="120" w:type="dxa"/>
+              <w:right w:w="150" w:type="dxa"/>
+            </w:tcMar>
+            <w:vAlign w:val="center"/>
+          </w:tcPr>
+          <w:p>
+            <w:pPr>
+              <w:pStyle w:val="TableCell"/>
+            </w:pPr>
+            <w:r>
+              <w:t xml:space="preserve">03</w:t>
+            </w:r>
+          </w:p>
+        </w:tc>
+        <w:tc>
+          <w:tcPr>
+            <w:tcW w:w="7940" w:type="dxa"/>
+            <w:shd w:fill="F5F3F1"/>
+            <w:tcMar>
+              <w:top w:w="120" w:type="dxa"/>
+              <w:left w:w="150" w:type="dxa"/>
+              <w:bottom w:w="120" w:type="dxa"/>
+              <w:right w:w="150" w:type="dxa"/>
+            </w:tcMar>
+            <w:vAlign w:val="center"/>
+          </w:tcPr>
+          <w:p>
+            <w:pPr>
+              <w:pStyle w:val="TableCell"/>
+            </w:pPr>
+            <w:r>
+              <w:t xml:space="preserve">Objection-handling notes — If the buyer says they are too busy, reduce the required inputs and offer one clear review…</w:t>
+            </w:r>
+          </w:p>
+        </w:tc>
+      </w:tr>
+      <w:tr>
+        <w:tc>
+          <w:tcPr>
+            <w:tcW w:w="1180" w:type="dxa"/>
+            <w:tcMar>
+              <w:top w:w="120" w:type="dxa"/>
+              <w:left w:w="150" w:type="dxa"/>
+              <w:bottom w:w="120" w:type="dxa"/>
+              <w:right w:w="150" w:type="dxa"/>
+            </w:tcMar>
+            <w:vAlign w:val="center"/>
+          </w:tcPr>
+          <w:p>
+            <w:pPr>
+              <w:pStyle w:val="TableCell"/>
+            </w:pPr>
+            <w:r>
+              <w:t xml:space="preserve">04</w:t>
+            </w:r>
+          </w:p>
+        </w:tc>
+        <w:tc>
+          <w:tcPr>
+            <w:tcW w:w="7940" w:type="dxa"/>
+            <w:tcMar>
+              <w:top w:w="120" w:type="dxa"/>
+              <w:left w:w="150" w:type="dxa"/>
+              <w:bottom w:w="120" w:type="dxa"/>
+              <w:right w:w="150" w:type="dxa"/>
+            </w:tcMar>
+            <w:vAlign w:val="center"/>
+          </w:tcPr>
+          <w:p>
+            <w:pPr>
+              <w:pStyle w:val="TableCell"/>
+            </w:pPr>
+            <w:r>
+              <w:t xml:space="preserve">Website preview copy — Use this FAQ pack to answer the common questions a real estate agents buyer asks before…</w:t>
+            </w:r>
+          </w:p>
+        </w:tc>
+      </w:tr>
+      <w:tr>
+        <w:tc>
+          <w:tcPr>
+            <w:tcW w:w="1180" w:type="dxa"/>
+            <w:shd w:fill="F5F3F1"/>
+            <w:tcMar>
+              <w:top w:w="120" w:type="dxa"/>
+              <w:left w:w="150" w:type="dxa"/>
+              <w:bottom w:w="120" w:type="dxa"/>
+              <w:right w:w="150" w:type="dxa"/>
+            </w:tcMar>
+            <w:vAlign w:val="center"/>
+          </w:tcPr>
+          <w:p>
+            <w:pPr>
+              <w:pStyle w:val="TableCell"/>
+            </w:pPr>
+            <w:r>
+              <w:t xml:space="preserve">05</w:t>
+            </w:r>
+          </w:p>
+        </w:tc>
+        <w:tc>
+          <w:tcPr>
+            <w:tcW w:w="7940" w:type="dxa"/>
+            <w:shd w:fill="F5F3F1"/>
+            <w:tcMar>
+              <w:top w:w="120" w:type="dxa"/>
+              <w:left w:w="150" w:type="dxa"/>
+              <w:bottom w:w="120" w:type="dxa"/>
+              <w:right w:w="150" w:type="dxa"/>
+            </w:tcMar>
+            <w:vAlign w:val="center"/>
+          </w:tcPr>
+          <w:p>
+            <w:pPr>
+              <w:pStyle w:val="TableCell"/>
+            </w:pPr>
+            <w:r>
+              <w:t xml:space="preserve">Delivery standards (shared) — This asset is for real estate agents; replace bracketed fields with their specifics before…</w:t>
+            </w:r>
+          </w:p>
+        </w:tc>
+      </w:tr>
+    </w:tbl>
     <w:p>
       <w:pPr>
         <w:pStyle w:val="Heading3"/>
@@ -130,7 +950,7 @@
         <w:pStyle w:val="Checklist"/>
       </w:pPr>
       <w:r>
-        <w:t xml:space="preserve">☐  Replace bracketed fields.</w:t>
+        <w:t xml:space="preserve">[ ]  Replace bracketed fields.</w:t>
       </w:r>
     </w:p>
     <w:p>
@@ -138,7 +958,7 @@
         <w:pStyle w:val="Checklist"/>
       </w:pPr>
       <w:r>
-        <w:t xml:space="preserve">☐  Verify facts and claims.</w:t>
+        <w:t xml:space="preserve">[ ]  Verify facts and claims.</w:t>
       </w:r>
     </w:p>
     <w:p>
@@ -146,12 +966,7 @@
         <w:pStyle w:val="Checklist"/>
       </w:pPr>
       <w:r>
-        <w:t xml:space="preserve">☐  Send for approval before publishing.</w:t>
-      </w:r>
-    </w:p>
-    <w:p>
-      <w:r>
-        <w:br w:type="page"/>
+        <w:t xml:space="preserve">[ ]  Send for approval before publishing.</w:t>
       </w:r>
     </w:p>
     <w:p>
@@ -220,6 +1035,144 @@
     </w:p>
     <w:p>
       <w:pPr>
+        <w:pStyle w:val="Heading3"/>
+      </w:pPr>
+      <w:r>
+        <w:t xml:space="preserve">What do I receive?</w:t>
+      </w:r>
+    </w:p>
+    <w:p>
+      <w:r>
+        <w:t xml:space="preserve">You receive a focused realtor suburb snapshot reports with the agreed working file, final export or handoff notes, and a short implementation checklist.</w:t>
+      </w:r>
+    </w:p>
+    <w:p>
+      <w:pPr>
+        <w:pStyle w:val="Heading3"/>
+      </w:pPr>
+      <w:r>
+        <w:t xml:space="preserve">Who is this for?</w:t>
+      </w:r>
+    </w:p>
+    <w:p>
+      <w:r>
+        <w:t xml:space="preserve">This is built for real estate agents who want a practical service asset without hiring a full agency or building custom software.</w:t>
+      </w:r>
+    </w:p>
+    <w:p>
+      <w:pPr>
+        <w:pStyle w:val="Heading3"/>
+      </w:pPr>
+      <w:r>
+        <w:t xml:space="preserve">How fast can this be delivered?</w:t>
+      </w:r>
+    </w:p>
+    <w:p>
+      <w:r>
+        <w:t xml:space="preserve">The starter version is scoped to fit the pack's first-sale window of 2-4 weeks, assuming inputs and approvals arrive on time.</w:t>
+      </w:r>
+    </w:p>
+    <w:p>
+      <w:pPr>
+        <w:pStyle w:val="Heading3"/>
+      </w:pPr>
+      <w:r>
+        <w:t xml:space="preserve">What do you need from me?</w:t>
+      </w:r>
+    </w:p>
+    <w:p>
+      <w:r>
+        <w:t xml:space="preserve">Source files, current links or screenshots, brand preferences, policy/claim approvals, and one clear approval owner.</w:t>
+      </w:r>
+    </w:p>
+    <w:p>
+      <w:pPr>
+        <w:pStyle w:val="Heading3"/>
+      </w:pPr>
+      <w:r>
+        <w:t xml:space="preserve">Can you work without full access?</w:t>
+      </w:r>
+    </w:p>
+    <w:p>
+      <w:r>
+        <w:t xml:space="preserve">Usually yes for the first audit, sample, or draft. Implementation may require access or owner-side publishing.</w:t>
+      </w:r>
+    </w:p>
+    <w:p>
+      <w:pPr>
+        <w:pStyle w:val="Heading3"/>
+      </w:pPr>
+      <w:r>
+        <w:t xml:space="preserve">What is not included?</w:t>
+      </w:r>
+    </w:p>
+    <w:p>
+      <w:r>
+        <w:t xml:space="preserve">Printing, photography, ad spend, legal review, complex integrations, custom software, and guaranteed performance outcomes are outside the default scope.</w:t>
+      </w:r>
+    </w:p>
+    <w:p>
+      <w:pPr>
+        <w:pStyle w:val="Heading3"/>
+      </w:pPr>
+      <w:r>
+        <w:t xml:space="preserve">Do you guarantee results?</w:t>
+      </w:r>
+    </w:p>
+    <w:p>
+      <w:r>
+        <w:t xml:space="preserve">No. This improves clarity, handoff quality, response speed, trust signals, or operational consistency; it does not guarantee revenue, rankings, bookings, retention, or ad performance.</w:t>
+      </w:r>
+    </w:p>
+    <w:p>
+      <w:pPr>
+        <w:pStyle w:val="Heading3"/>
+      </w:pPr>
+      <w:r>
+        <w:t xml:space="preserve">How do revisions work?</w:t>
+      </w:r>
+    </w:p>
+    <w:p>
+      <w:r>
+        <w:t xml:space="preserve">The starter version includes one approval round. Extra rounds or new scope should be priced separately.</w:t>
+      </w:r>
+    </w:p>
+    <w:p>
+      <w:pPr>
+        <w:pStyle w:val="Heading3"/>
+      </w:pPr>
+      <w:r>
+        <w:t xml:space="preserve">Can this become recurring?</w:t>
+      </w:r>
+    </w:p>
+    <w:p>
+      <w:r>
+        <w:t xml:space="preserve">Yes, if the client has a natural refresh cadence: weekly updates, monthly reports, ongoing replies, new products, changing offers, or repeated workflows.</w:t>
+      </w:r>
+    </w:p>
+    <w:p>
+      <w:pPr>
+        <w:pStyle w:val="Heading3"/>
+      </w:pPr>
+      <w:r>
+        <w:t xml:space="preserve">How do approvals work?</w:t>
+      </w:r>
+    </w:p>
+    <w:p>
+      <w:r>
+        <w:t xml:space="preserve">Anything involving facts, prices, policies, claims, reviews, public replies, market commentary, or customer data must be approved before use.</w:t>
+      </w:r>
+    </w:p>
+    <w:p>
+      <w:pPr>
+        <w:pStyle w:val="Heading1"/>
+      </w:pPr>
+      <w:r>
+        <w:t xml:space="preserve">03 / Objection-handling notes</w:t>
+      </w:r>
+    </w:p>
+    <w:p>
+      <w:pPr>
         <w:pStyle w:val="ListParagraph"/>
         <w:numPr>
           <w:ilvl w:val="0"/>
@@ -227,7 +1180,7 @@
         </w:numPr>
       </w:pPr>
       <w:r>
-        <w:t xml:space="preserve">What do I receive? You receive a focused realtor suburb snapshot reports with the agreed working file, final export or handoff notes, and a short implementation checklist.</w:t>
+        <w:t xml:space="preserve">If the buyer says they are too busy, reduce the required inputs and offer one clear review window.</w:t>
       </w:r>
     </w:p>
     <w:p>
@@ -239,7 +1192,7 @@
         </w:numPr>
       </w:pPr>
       <w:r>
-        <w:t xml:space="preserve">Who is this for? This is built for real estate agents who want a practical service asset without hiring a full agency or building custom software.</w:t>
+        <w:t xml:space="preserve">If the buyer asks for guaranteed outcomes, restate the operational benefit and avoid performance claims.</w:t>
       </w:r>
     </w:p>
     <w:p>
@@ -251,7 +1204,7 @@
         </w:numPr>
       </w:pPr>
       <w:r>
-        <w:t xml:space="preserve">How fast can this be delivered? The starter version is scoped to fit the pack's first-sale window of 2-4 weeks, assuming inputs and approvals arrive on time.</w:t>
+        <w:t xml:space="preserve">If the buyer already has someone, position the pack as a narrow cleanup, sample, or sprint rather than a replacement.</w:t>
       </w:r>
     </w:p>
     <w:p>
@@ -263,7 +1216,47 @@
         </w:numPr>
       </w:pPr>
       <w:r>
-        <w:t xml:space="preserve">What do you need from me? Source files, current links or screenshots, brand preferences, policy/claim approvals, and one clear approval owner.</w:t>
+        <w:t xml:space="preserve">If the buyer worries about access, start with public information or a read-only sample before requesting logins.</w:t>
+      </w:r>
+    </w:p>
+    <w:p>
+      <w:pPr>
+        <w:pStyle w:val="Heading1"/>
+      </w:pPr>
+      <w:r>
+        <w:t xml:space="preserve">04 / Website preview copy</w:t>
+      </w:r>
+    </w:p>
+    <w:p>
+      <w:pPr>
+        <w:pStyle w:val="ExampleBlock"/>
+      </w:pPr>
+      <w:r>
+        <w:t xml:space="preserve">Use this FAQ pack to answer the common questions a real estate agents buyer asks before paying.</w:t>
+      </w:r>
+    </w:p>
+    <w:p>
+      <w:pPr>
+        <w:pStyle w:val="ExampleBlock"/>
+      </w:pPr>
+      <w:r>
+        <w:t xml:space="preserve">It helps customers understand scope, turnaround, approvals, and risk before they unlock the full pack.</w:t>
+      </w:r>
+    </w:p>
+    <w:p>
+      <w:pPr>
+        <w:pStyle w:val="ExampleBlock"/>
+      </w:pPr>
+      <w:r>
+        <w:t xml:space="preserve">Pair it with the intake form and email templates so the buyer can move from browsing to starting.</w:t>
+      </w:r>
+    </w:p>
+    <w:p>
+      <w:pPr>
+        <w:pStyle w:val="Heading1"/>
+      </w:pPr>
+      <w:r>
+        <w:t xml:space="preserve">05 / Delivery standards (shared)</w:t>
       </w:r>
     </w:p>
     <w:p>
@@ -275,7 +1268,7 @@
         </w:numPr>
       </w:pPr>
       <w:r>
-        <w:t xml:space="preserve">Can you work without full access? Usually yes for the first audit, sample, or draft. Implementation may require access or owner-side publishing.</w:t>
+        <w:t xml:space="preserve">This asset is for real estate agents; replace bracketed fields with their specifics before sending.</w:t>
       </w:r>
     </w:p>
     <w:p>
@@ -287,7 +1280,7 @@
         </w:numPr>
       </w:pPr>
       <w:r>
-        <w:t xml:space="preserve">What is not included? Printing, photography, ad spend, legal review, complex integrations, custom software, and guaranteed performance outcomes are outside the default scope.</w:t>
+        <w:t xml:space="preserve">Full delivery standards - inputs to collect, evidence capture, pricing and scope guardrails, and the pre-send QA list - live once in this pack's AI Prompt Pack.</w:t>
       </w:r>
     </w:p>
     <w:p>
@@ -299,7 +1292,7 @@
         </w:numPr>
       </w:pPr>
       <w:r>
-        <w:t xml:space="preserve">Do you guarantee results? No. This improves clarity, handoff quality, response speed, trust signals, or operational consistency; it does not guarantee revenue, rankings, bookings, retention, or ad performance.</w:t>
+        <w:t xml:space="preserve">Verify every fact, price, date, hour, link, and claim against a source, and keep approvals in writing.</w:t>
       </w:r>
     </w:p>
     <w:p>
@@ -311,186 +1304,6 @@
         </w:numPr>
       </w:pPr>
       <w:r>
-        <w:t xml:space="preserve">How do revisions work? The starter version includes one approval round. Extra rounds or new scope should be priced separately.</w:t>
-      </w:r>
-    </w:p>
-    <w:p>
-      <w:pPr>
-        <w:pStyle w:val="ListParagraph"/>
-        <w:numPr>
-          <w:ilvl w:val="0"/>
-          <w:numId w:val="1"/>
-        </w:numPr>
-      </w:pPr>
-      <w:r>
-        <w:t xml:space="preserve">Can this become recurring? Yes, if the client has a natural refresh cadence: weekly updates, monthly reports, ongoing replies, new products, changing offers, or repeated workflows.</w:t>
-      </w:r>
-    </w:p>
-    <w:p>
-      <w:pPr>
-        <w:pStyle w:val="ListParagraph"/>
-        <w:numPr>
-          <w:ilvl w:val="0"/>
-          <w:numId w:val="1"/>
-        </w:numPr>
-      </w:pPr>
-      <w:r>
-        <w:t xml:space="preserve">How do approvals work? Anything involving facts, prices, policies, claims, reviews, public replies, market commentary, or customer data must be approved before use.</w:t>
-      </w:r>
-    </w:p>
-    <w:p>
-      <w:pPr>
-        <w:pStyle w:val="Heading1"/>
-      </w:pPr>
-      <w:r>
-        <w:t xml:space="preserve">03 / Objection-handling notes</w:t>
-      </w:r>
-    </w:p>
-    <w:p>
-      <w:pPr>
-        <w:pStyle w:val="ListParagraph"/>
-        <w:numPr>
-          <w:ilvl w:val="0"/>
-          <w:numId w:val="1"/>
-        </w:numPr>
-      </w:pPr>
-      <w:r>
-        <w:t xml:space="preserve">If the buyer says they are too busy, reduce the required inputs and offer one clear review window.</w:t>
-      </w:r>
-    </w:p>
-    <w:p>
-      <w:pPr>
-        <w:pStyle w:val="ListParagraph"/>
-        <w:numPr>
-          <w:ilvl w:val="0"/>
-          <w:numId w:val="1"/>
-        </w:numPr>
-      </w:pPr>
-      <w:r>
-        <w:t xml:space="preserve">If the buyer asks for guaranteed outcomes, restate the operational benefit and avoid performance claims.</w:t>
-      </w:r>
-    </w:p>
-    <w:p>
-      <w:pPr>
-        <w:pStyle w:val="ListParagraph"/>
-        <w:numPr>
-          <w:ilvl w:val="0"/>
-          <w:numId w:val="1"/>
-        </w:numPr>
-      </w:pPr>
-      <w:r>
-        <w:t xml:space="preserve">If the buyer already has someone, position the pack as a narrow cleanup, sample, or sprint rather than a replacement.</w:t>
-      </w:r>
-    </w:p>
-    <w:p>
-      <w:pPr>
-        <w:pStyle w:val="ListParagraph"/>
-        <w:numPr>
-          <w:ilvl w:val="0"/>
-          <w:numId w:val="1"/>
-        </w:numPr>
-      </w:pPr>
-      <w:r>
-        <w:t xml:space="preserve">If the buyer worries about access, start with public information or a read-only sample before requesting logins.</w:t>
-      </w:r>
-    </w:p>
-    <w:p>
-      <w:pPr>
-        <w:pStyle w:val="Heading1"/>
-      </w:pPr>
-      <w:r>
-        <w:t xml:space="preserve">04 / Website preview copy</w:t>
-      </w:r>
-    </w:p>
-    <w:p>
-      <w:pPr>
-        <w:pStyle w:val="ListParagraph"/>
-        <w:numPr>
-          <w:ilvl w:val="0"/>
-          <w:numId w:val="1"/>
-        </w:numPr>
-      </w:pPr>
-      <w:r>
-        <w:t xml:space="preserve">Use this FAQ pack to answer the common questions a real estate agents buyer asks before paying.</w:t>
-      </w:r>
-    </w:p>
-    <w:p>
-      <w:pPr>
-        <w:pStyle w:val="ListParagraph"/>
-        <w:numPr>
-          <w:ilvl w:val="0"/>
-          <w:numId w:val="1"/>
-        </w:numPr>
-      </w:pPr>
-      <w:r>
-        <w:t xml:space="preserve">It helps customers understand scope, turnaround, approvals, and risk before they unlock the full pack.</w:t>
-      </w:r>
-    </w:p>
-    <w:p>
-      <w:pPr>
-        <w:pStyle w:val="ListParagraph"/>
-        <w:numPr>
-          <w:ilvl w:val="0"/>
-          <w:numId w:val="1"/>
-        </w:numPr>
-      </w:pPr>
-      <w:r>
-        <w:t xml:space="preserve">Pair it with the intake form and email templates so the buyer can move from browsing to starting.</w:t>
-      </w:r>
-    </w:p>
-    <w:p>
-      <w:pPr>
-        <w:pStyle w:val="Heading1"/>
-      </w:pPr>
-      <w:r>
-        <w:t xml:space="preserve">05 / Delivery standards (shared)</w:t>
-      </w:r>
-    </w:p>
-    <w:p>
-      <w:pPr>
-        <w:pStyle w:val="ListParagraph"/>
-        <w:numPr>
-          <w:ilvl w:val="0"/>
-          <w:numId w:val="1"/>
-        </w:numPr>
-      </w:pPr>
-      <w:r>
-        <w:t xml:space="preserve">This asset is for real estate agents; replace bracketed fields with their specifics before sending.</w:t>
-      </w:r>
-    </w:p>
-    <w:p>
-      <w:pPr>
-        <w:pStyle w:val="ListParagraph"/>
-        <w:numPr>
-          <w:ilvl w:val="0"/>
-          <w:numId w:val="1"/>
-        </w:numPr>
-      </w:pPr>
-      <w:r>
-        <w:t xml:space="preserve">Full delivery standards - inputs to collect, evidence capture, pricing and scope guardrails, and the pre-send QA list - live once in this pack's AI Prompt Pack.</w:t>
-      </w:r>
-    </w:p>
-    <w:p>
-      <w:pPr>
-        <w:pStyle w:val="ListParagraph"/>
-        <w:numPr>
-          <w:ilvl w:val="0"/>
-          <w:numId w:val="1"/>
-        </w:numPr>
-      </w:pPr>
-      <w:r>
-        <w:t xml:space="preserve">Verify every fact, price, date, hour, link, and claim against a source, and keep approvals in writing.</w:t>
-      </w:r>
-    </w:p>
-    <w:p>
-      <w:pPr>
-        <w:pStyle w:val="ListParagraph"/>
-        <w:numPr>
-          <w:ilvl w:val="0"/>
-          <w:numId w:val="1"/>
-        </w:numPr>
-      </w:pPr>
-      <w:r>
         <w:t xml:space="preserve">Never imply guaranteed revenue, rankings, bookings, retention, or ad performance.</w:t>
       </w:r>
     </w:p>
@@ -510,7 +1323,7 @@
     <w:sectPr>
       <w:footerReference w:type="default" r:id="rId3"/>
       <w:pgSz w:w="12240" w:h="15840"/>
-      <w:pgMar w:top="1008" w:right="936" w:bottom="864" w:left="936" w:footer="432"/>
+      <w:pgMar w:top="1180" w:right="1440" w:bottom="1000" w:left="1440" w:footer="432"/>
       <w:cols w:space="720"/>
     </w:sectPr>
   </w:body>
@@ -532,7 +1345,21 @@
         <w:sz w:val="16"/>
         <w:color w:val="57534E"/>
       </w:rPr>
-      <w:t xml:space="preserve">Side Hustle Stephen - The Launchpad  /  Realtor Suburb Snapshot Reports  /  Verify facts before client use</w:t>
+      <w:t xml:space="preserve">Side Hustle Stephen / Realtor Suburb Snapshot Reports / Page </w:t>
+    </w:r>
+    <w:r>
+      <w:rPr>
+        <w:rFonts w:ascii="Arial" w:hAnsi="Arial"/>
+        <w:sz w:val="16"/>
+        <w:color w:val="57534E"/>
+      </w:rPr>
+      <w:fldChar w:fldCharType="begin"/>
+    </w:r>
+    <w:r>
+      <w:instrText xml:space="preserve"> PAGE </w:instrText>
+    </w:r>
+    <w:r>
+      <w:fldChar w:fldCharType="end"/>
     </w:r>
   </w:p>
 </w:ftr>
@@ -656,15 +1483,15 @@
     <w:rPr>
       <w:rFonts w:ascii="Arial" w:hAnsi="Arial"/>
       <w:b/>
-      <w:sz w:val="26"/>
+      <w:sz w:val="30"/>
       <w:color w:val="0A0A0A"/>
-      <w:spacing w:val="-4"/>
+      <w:spacing w:val="-6"/>
     </w:rPr>
     <w:pPr>
       <w:keepNext/>
-      <w:spacing w:before="340" w:after="130"/>
+      <w:spacing w:before="360" w:after="140"/>
       <w:pBdr>
-        <w:bottom w:val="single" w:sz="6" w:space="6" w:color="E0DFDD"/>
+        <w:bottom w:val="single" w:sz="12" w:space="7" w:color="0A0A0A"/>
       </w:pBdr>
     </w:pPr>
   </w:style>
@@ -673,15 +1500,53 @@
     <w:rPr>
       <w:rFonts w:ascii="Arial" w:hAnsi="Arial"/>
       <w:b/>
-      <w:sz w:val="23"/>
-      <w:color w:val="57534E"/>
-    </w:rPr>
-    <w:pPr>
-      <w:spacing w:after="60"/>
+      <w:sz w:val="24"/>
+      <w:color w:val="0A0A0A"/>
+    </w:rPr>
+    <w:pPr>
+      <w:spacing w:after="70"/>
     </w:pPr>
   </w:style>
   <w:style w:type="paragraph" w:styleId="Heading3">
     <w:name w:val="heading 3"/>
+    <w:rPr>
+      <w:rFonts w:ascii="Arial" w:hAnsi="Arial"/>
+      <w:b/>
+      <w:sz w:val="22"/>
+      <w:color w:val="0A59D2"/>
+    </w:rPr>
+    <w:pPr>
+      <w:keepNext/>
+      <w:spacing w:before="190" w:after="70"/>
+    </w:pPr>
+  </w:style>
+  <w:style w:type="paragraph" w:styleId="Meta">
+    <w:name w:val="Meta"/>
+    <w:rPr>
+      <w:rFonts w:ascii="Arial" w:hAnsi="Arial"/>
+      <w:b/>
+      <w:sz w:val="18"/>
+      <w:color w:val="57534E"/>
+    </w:rPr>
+    <w:pPr>
+      <w:spacing w:after="95"/>
+    </w:pPr>
+  </w:style>
+  <w:style w:type="paragraph" w:styleId="ListParagraph">
+    <w:name w:val="List Paragraph"/>
+    <w:rPr>
+      <w:rFonts w:ascii="Arial" w:hAnsi="Arial"/>
+      <w:sz w:val="20"/>
+      <w:color w:val="0A0A0A"/>
+    </w:rPr>
+    <w:pPr>
+      <w:spacing w:after="110" w:line="292" w:lineRule="auto"/>
+      <w:ind w:left="540" w:hanging="220"/>
+      <w:widowControl/>
+    </w:pPr>
+  </w:style>
+  <w:style w:type="paragraph" w:styleId="Checklist">
+    <w:name w:val="Checklist"/>
     <w:rPr>
       <w:rFonts w:ascii="Arial" w:hAnsi="Arial"/>
       <w:b/>
@@ -689,36 +1554,89 @@
       <w:color w:val="0A0A0A"/>
     </w:rPr>
     <w:pPr>
-      <w:spacing w:before="150" w:after="80"/>
-    </w:pPr>
-  </w:style>
-  <w:style w:type="paragraph" w:styleId="Meta">
-    <w:name w:val="Meta"/>
+      <w:spacing w:after="92" w:line="280" w:lineRule="auto"/>
+      <w:shd w:fill="EEF4FF"/>
+      <w:pBdr>
+        <w:left w:val="single" w:sz="18" w:space="8" w:color="0A59D2"/>
+      </w:pBdr>
+    </w:pPr>
+  </w:style>
+  <w:style w:type="paragraph" w:styleId="IntenseQuote">
+    <w:name w:val="Intense Quote"/>
     <w:rPr>
       <w:rFonts w:ascii="Arial" w:hAnsi="Arial"/>
       <w:b/>
+      <w:color w:val="0A0A0A"/>
+      <w:sz w:val="21"/>
+    </w:rPr>
+    <w:pPr>
+      <w:spacing w:before="90" w:after="170" w:line="292" w:lineRule="auto"/>
+      <w:shd w:fill="F5F3F1"/>
+      <w:pBdr>
+        <w:left w:val="single" w:sz="24" w:space="10" w:color="0A0A0A"/>
+      </w:pBdr>
+    </w:pPr>
+  </w:style>
+  <w:style w:type="paragraph" w:styleId="ExampleBlock">
+    <w:name w:val="Example Block"/>
+    <w:rPr>
+      <w:rFonts w:ascii="Arial" w:hAnsi="Arial"/>
+      <w:sz w:val="21"/>
+      <w:color w:val="0A0A0A"/>
+    </w:rPr>
+    <w:pPr>
+      <w:spacing w:before="60" w:after="120" w:line="288" w:lineRule="auto"/>
+      <w:shd w:fill="EEF4FF"/>
+      <w:pBdr>
+        <w:left w:val="single" w:sz="14" w:space="8" w:color="0A59D2"/>
+      </w:pBdr>
+    </w:pPr>
+  </w:style>
+  <w:style w:type="paragraph" w:styleId="EmailSubject">
+    <w:name w:val="Email Subject"/>
+    <w:rPr>
+      <w:rFonts w:ascii="Arial" w:hAnsi="Arial"/>
+      <w:b/>
+      <w:sz w:val="21"/>
+      <w:color w:val="0A0A0A"/>
+    </w:rPr>
+    <w:pPr>
+      <w:keepNext/>
+      <w:spacing w:before="150" w:after="0" w:line="284" w:lineRule="auto"/>
+      <w:shd w:fill="EEF4FF"/>
+      <w:pBdr>
+        <w:top w:val="single" w:sz="14" w:space="6" w:color="0A59D2"/>
+        <w:left w:val="single" w:sz="14" w:space="8" w:color="0A59D2"/>
+      </w:pBdr>
+    </w:pPr>
+  </w:style>
+  <w:style w:type="paragraph" w:styleId="TableHeader">
+    <w:name w:val="Table Header"/>
+    <w:rPr>
+      <w:rFonts w:ascii="Arial" w:hAnsi="Arial"/>
+      <w:b/>
+      <w:caps/>
       <w:sz w:val="18"/>
-      <w:color w:val="57534E"/>
-    </w:rPr>
-    <w:pPr>
-      <w:spacing w:after="95"/>
-    </w:pPr>
-  </w:style>
-  <w:style w:type="paragraph" w:styleId="ListParagraph">
-    <w:name w:val="List Paragraph"/>
+      <w:color w:val="FFFFFF"/>
+      <w:spacing w:val="14"/>
+    </w:rPr>
+    <w:pPr>
+      <w:spacing w:before="0" w:after="0" w:line="250" w:lineRule="auto"/>
+    </w:pPr>
+  </w:style>
+  <w:style w:type="paragraph" w:styleId="TableCell">
+    <w:name w:val="Table Cell"/>
     <w:rPr>
       <w:rFonts w:ascii="Arial" w:hAnsi="Arial"/>
       <w:sz w:val="20"/>
       <w:color w:val="0A0A0A"/>
     </w:rPr>
     <w:pPr>
-      <w:spacing w:after="110" w:line="292" w:lineRule="auto"/>
-      <w:ind w:left="540" w:hanging="220"/>
-      <w:widowControl/>
-    </w:pPr>
-  </w:style>
-  <w:style w:type="paragraph" w:styleId="Checklist">
-    <w:name w:val="Checklist"/>
+      <w:spacing w:before="0" w:after="0" w:line="262" w:lineRule="auto"/>
+    </w:pPr>
+  </w:style>
+  <w:style w:type="paragraph" w:styleId="TableLabel">
+    <w:name w:val="Table Label"/>
     <w:rPr>
       <w:rFonts w:ascii="Arial" w:hAnsi="Arial"/>
       <w:b/>
@@ -726,26 +1644,7 @@
       <w:color w:val="0A0A0A"/>
     </w:rPr>
     <w:pPr>
-      <w:spacing w:after="92" w:line="280" w:lineRule="auto"/>
-      <w:shd w:fill="F5F3F1"/>
-      <w:pBdr>
-        <w:left w:val="single" w:sz="14" w:space="8" w:color="0A0A0A"/>
-      </w:pBdr>
-    </w:pPr>
-  </w:style>
-  <w:style w:type="paragraph" w:styleId="IntenseQuote">
-    <w:name w:val="Intense Quote"/>
-    <w:rPr>
-      <w:rFonts w:ascii="Arial" w:hAnsi="Arial"/>
-      <w:color w:val="0A0A0A"/>
-      <w:sz w:val="20"/>
-    </w:rPr>
-    <w:pPr>
-      <w:spacing w:before="90" w:after="170" w:line="292" w:lineRule="auto"/>
-      <w:shd w:fill="F5F3F1"/>
-      <w:pBdr>
-        <w:left w:val="single" w:sz="18" w:space="10" w:color="0A0A0A"/>
-      </w:pBdr>
+      <w:spacing w:before="0" w:after="0" w:line="262" w:lineRule="auto"/>
     </w:pPr>
   </w:style>
 </w:styles>

--- a/content/member-assets/realtor-suburb-snapshot/client-faqs.docx
+++ b/content/member-assets/realtor-suburb-snapshot/client-faqs.docx
@@ -759,7 +759,7 @@
               <w:pStyle w:val="TableCell"/>
             </w:pPr>
             <w:r>
-              <w:t xml:space="preserve">How to use these FAQs — Place these on the sales page, in a proposal, or below the checkout section for this pack.</w:t>
+              <w:t xml:space="preserve">How to use these FAQs - Place these on the sales page, in a proposal, or below the checkout section for this pack.</w:t>
             </w:r>
           </w:p>
         </w:tc>
@@ -801,7 +801,7 @@
               <w:pStyle w:val="TableCell"/>
             </w:pPr>
             <w:r>
-              <w:t xml:space="preserve">Buyer FAQs — What do I receive? You receive a focused realtor suburb snapshot reports with the agreed…</w:t>
+              <w:t xml:space="preserve">Buyer FAQs - What do I receive? You receive a focused realtor suburb snapshot reports with the agreed…</w:t>
             </w:r>
           </w:p>
         </w:tc>
@@ -845,7 +845,7 @@
               <w:pStyle w:val="TableCell"/>
             </w:pPr>
             <w:r>
-              <w:t xml:space="preserve">Objection-handling notes — If the buyer says they are too busy, reduce the required inputs and offer one clear review…</w:t>
+              <w:t xml:space="preserve">Objection-handling notes - If the buyer says they are too busy, reduce the required inputs and offer one clear review…</w:t>
             </w:r>
           </w:p>
         </w:tc>
@@ -887,7 +887,7 @@
               <w:pStyle w:val="TableCell"/>
             </w:pPr>
             <w:r>
-              <w:t xml:space="preserve">Website preview copy — Use this FAQ pack to answer the common questions a real estate agents buyer asks before…</w:t>
+              <w:t xml:space="preserve">Website preview copy - Use this FAQ pack to answer the common questions a real estate agents buyer asks before…</w:t>
             </w:r>
           </w:p>
         </w:tc>
@@ -931,7 +931,7 @@
               <w:pStyle w:val="TableCell"/>
             </w:pPr>
             <w:r>
-              <w:t xml:space="preserve">Delivery standards (shared) — This asset is for real estate agents; replace bracketed fields with their specifics before…</w:t>
+              <w:t xml:space="preserve">Delivery standards (shared) - This asset is for real estate agents; replace bracketed fields with their specifics before…</w:t>
             </w:r>
           </w:p>
         </w:tc>
@@ -1371,7 +1371,7 @@
     <w:lvl w:ilvl="0">
       <w:start w:val="1"/>
       <w:numFmt w:val="bullet"/>
-      <w:lvlText w:val="–"/>
+      <w:lvlText w:val="-"/>
       <w:pPr>
         <w:ind w:left="540" w:hanging="220"/>
       </w:pPr>

--- a/content/member-assets/realtor-suburb-snapshot/client-faqs.docx
+++ b/content/member-assets/realtor-suburb-snapshot/client-faqs.docx
@@ -31,7 +31,7 @@
         <w:pStyle w:val="Lead"/>
       </w:pPr>
       <w:r>
-        <w:t xml:space="preserve">Buyer-facing FAQs that explain source use, compliance, market commentary limits, cadence, and deliverables.</w:t>
+        <w:t xml:space="preserve">Buyer-facing answers on AI research, source verification, report limits, approvals, automation, and deliverables.</w:t>
       </w:r>
     </w:p>
     <w:p>
@@ -39,7 +39,7 @@
         <w:pStyle w:val="Tagline"/>
       </w:pPr>
       <w:r>
-        <w:t xml:space="preserve">Real estate agents need local content every week.</w:t>
+        <w:t xml:space="preserve">Turn one suburb and one AI prompt into a report agents can publish.</w:t>
       </w:r>
     </w:p>
     <w:p>
@@ -759,7 +759,7 @@
               <w:pStyle w:val="TableCell"/>
             </w:pPr>
             <w:r>
-              <w:t xml:space="preserve">How to use these FAQs - Place these on the sales page, in a proposal, or below the checkout section for this pack.</w:t>
+              <w:t xml:space="preserve">How to use these FAQs - Use these answers in the proposal, checkout page, or sample-delivery email.</w:t>
             </w:r>
           </w:p>
         </w:tc>
@@ -801,7 +801,7 @@
               <w:pStyle w:val="TableCell"/>
             </w:pPr>
             <w:r>
-              <w:t xml:space="preserve">Buyer FAQs - What do I receive? You receive a focused realtor suburb snapshot reports with the agreed…</w:t>
+              <w:t xml:space="preserve">Buyer FAQs - What do I receive? You receive a one-page suburb snapshot, source ledger, three talking…</w:t>
             </w:r>
           </w:p>
         </w:tc>
@@ -845,7 +845,7 @@
               <w:pStyle w:val="TableCell"/>
             </w:pPr>
             <w:r>
-              <w:t xml:space="preserve">Objection-handling notes - If the buyer says they are too busy, reduce the required inputs and offer one clear review…</w:t>
+              <w:t xml:space="preserve">Objection-handling notes - We already receive market reports: position this as an agent-branded content layer that…</w:t>
             </w:r>
           </w:p>
         </w:tc>
@@ -887,7 +887,7 @@
               <w:pStyle w:val="TableCell"/>
             </w:pPr>
             <w:r>
-              <w:t xml:space="preserve">Website preview copy - Use this FAQ pack to answer the common questions a real estate agents buyer asks before…</w:t>
+              <w:t xml:space="preserve">Website preview copy - A one-suburb content service built around one AI research run, one source ledger, one…</w:t>
             </w:r>
           </w:p>
         </w:tc>
@@ -986,7 +986,7 @@
         </w:numPr>
       </w:pPr>
       <w:r>
-        <w:t xml:space="preserve">Place these on the sales page, in a proposal, or below the checkout section for this pack.</w:t>
+        <w:t xml:space="preserve">Use these answers in the proposal, checkout page, or sample-delivery email.</w:t>
       </w:r>
     </w:p>
     <w:p>
@@ -998,7 +998,7 @@
         </w:numPr>
       </w:pPr>
       <w:r>
-        <w:t xml:space="preserve">Keep answers concrete and scope-based; avoid broad promises.</w:t>
+        <w:t xml:space="preserve">Keep the service positioned as source-backed content production with agent approval.</w:t>
       </w:r>
     </w:p>
     <w:p>
@@ -1010,7 +1010,7 @@
         </w:numPr>
       </w:pPr>
       <w:r>
-        <w:t xml:space="preserve">Adapt wording to the niche before publishing.</w:t>
+        <w:t xml:space="preserve">Adjust any licensing, advertising, or disclosure wording to local rules before publishing.</w:t>
       </w:r>
     </w:p>
     <w:p>
@@ -1022,7 +1022,7 @@
         </w:numPr>
       </w:pPr>
       <w:r>
-        <w:t xml:space="preserve">Add one pack-specific objection from real sales conversations after every few calls.</w:t>
+        <w:t xml:space="preserve">Add real objections from agent conversations as the offer develops.</w:t>
       </w:r>
     </w:p>
     <w:p>
@@ -1043,7 +1043,7 @@
     </w:p>
     <w:p>
       <w:r>
-        <w:t xml:space="preserve">You receive a focused realtor suburb snapshot reports with the agreed working file, final export or handoff notes, and a short implementation checklist.</w:t>
+        <w:t xml:space="preserve">You receive a one-page suburb snapshot, source ledger, three talking points, one client email, three social posts, and an approval-ready handoff for the agreed suburb and reporting period.</w:t>
       </w:r>
     </w:p>
     <w:p>
@@ -1051,12 +1051,12 @@
         <w:pStyle w:val="Heading3"/>
       </w:pPr>
       <w:r>
-        <w:t xml:space="preserve">Who is this for?</w:t>
-      </w:r>
-    </w:p>
-    <w:p>
-      <w:r>
-        <w:t xml:space="preserve">This is built for real estate agents who want a practical service asset without hiring a full agency or building custom software.</w:t>
+        <w:t xml:space="preserve">Do I need to collect the data?</w:t>
+      </w:r>
+    </w:p>
+    <w:p>
+      <w:r>
+        <w:t xml:space="preserve">No. The workflow uses a browsing-capable AI research agent to find and structure credible public information. The operator then opens and checks every cited source before the draft is sent to you.</w:t>
       </w:r>
     </w:p>
     <w:p>
@@ -1064,12 +1064,12 @@
         <w:pStyle w:val="Heading3"/>
       </w:pPr>
       <w:r>
-        <w:t xml:space="preserve">How fast can this be delivered?</w:t>
-      </w:r>
-    </w:p>
-    <w:p>
-      <w:r>
-        <w:t xml:space="preserve">The starter version is scoped to fit the pack's first-sale window of 2-4 weeks, assuming inputs and approvals arrive on time.</w:t>
+        <w:t xml:space="preserve">Is the report written entirely by AI?</w:t>
+      </w:r>
+    </w:p>
+    <w:p>
+      <w:r>
+        <w:t xml:space="preserve">AI handles the first research and production pass. A human verifies the source links and figures, removes unsupported claims, applies your brief, and prepares the report for your approval.</w:t>
       </w:r>
     </w:p>
     <w:p>
@@ -1077,12 +1077,12 @@
         <w:pStyle w:val="Heading3"/>
       </w:pPr>
       <w:r>
-        <w:t xml:space="preserve">What do you need from me?</w:t>
-      </w:r>
-    </w:p>
-    <w:p>
-      <w:r>
-        <w:t xml:space="preserve">Source files, current links or screenshots, brand preferences, policy/claim approvals, and one clear approval owner.</w:t>
+        <w:t xml:space="preserve">Can I choose the sources?</w:t>
+      </w:r>
+    </w:p>
+    <w:p>
+      <w:r>
+        <w:t xml:space="preserve">Yes. The intake form records preferred and prohibited sources, metric definitions, property types, reporting periods, and any agency-specific requirements.</w:t>
       </w:r>
     </w:p>
     <w:p>
@@ -1090,12 +1090,12 @@
         <w:pStyle w:val="Heading3"/>
       </w:pPr>
       <w:r>
-        <w:t xml:space="preserve">Can you work without full access?</w:t>
-      </w:r>
-    </w:p>
-    <w:p>
-      <w:r>
-        <w:t xml:space="preserve">Usually yes for the first audit, sample, or draft. Implementation may require access or owner-side publishing.</w:t>
+        <w:t xml:space="preserve">Is this a valuation, forecast, or investment report?</w:t>
+      </w:r>
+    </w:p>
+    <w:p>
+      <w:r>
+        <w:t xml:space="preserve">No. It is public-source content support. It does not provide a valuation, appraisal, legal advice, investment advice, compliance advice, or a prediction of future market performance.</w:t>
       </w:r>
     </w:p>
     <w:p>
@@ -1103,12 +1103,12 @@
         <w:pStyle w:val="Heading3"/>
       </w:pPr>
       <w:r>
-        <w:t xml:space="preserve">What is not included?</w:t>
-      </w:r>
-    </w:p>
-    <w:p>
-      <w:r>
-        <w:t xml:space="preserve">Printing, photography, ad spend, legal review, complex integrations, custom software, and guaranteed performance outcomes are outside the default scope.</w:t>
+        <w:t xml:space="preserve">How current will the figures be?</w:t>
+      </w:r>
+    </w:p>
+    <w:p>
+      <w:r>
+        <w:t xml:space="preserve">The report states the source date and reporting period for each figure. Stale, conflicting, paywalled, or inaccessible figures are flagged or removed rather than guessed.</w:t>
       </w:r>
     </w:p>
     <w:p>
@@ -1116,12 +1116,12 @@
         <w:pStyle w:val="Heading3"/>
       </w:pPr>
       <w:r>
-        <w:t xml:space="preserve">Do you guarantee results?</w:t>
-      </w:r>
-    </w:p>
-    <w:p>
-      <w:r>
-        <w:t xml:space="preserve">No. This improves clarity, handoff quality, response speed, trust signals, or operational consistency; it does not guarantee revenue, rankings, bookings, retention, or ad performance.</w:t>
+        <w:t xml:space="preserve">How fast is delivery?</w:t>
+      </w:r>
+    </w:p>
+    <w:p>
+      <w:r>
+        <w:t xml:space="preserve">A paid one-suburb sample can often be prepared within 48-72 hours after the brief is approved. Recurring delivery follows the weekly, fortnightly, or monthly date agreed in the scope.</w:t>
       </w:r>
     </w:p>
     <w:p>
@@ -1129,12 +1129,38 @@
         <w:pStyle w:val="Heading3"/>
       </w:pPr>
       <w:r>
+        <w:t xml:space="preserve">How do approvals work?</w:t>
+      </w:r>
+    </w:p>
+    <w:p>
+      <w:r>
+        <w:t xml:space="preserve">You receive the draft report, source ledger, email, and posts together. Nothing is published or sent to your audience until the named approval owner confirms the facts, commentary, branding, CTA, and channel.</w:t>
+      </w:r>
+    </w:p>
+    <w:p>
+      <w:pPr>
+        <w:pStyle w:val="Heading3"/>
+      </w:pPr>
+      <w:r>
+        <w:t xml:space="preserve">Can this run automatically?</w:t>
+      </w:r>
+    </w:p>
+    <w:p>
+      <w:r>
+        <w:t xml:space="preserve">The research and draft-production stage can be scheduled with an AI agent, Make, or Zapier. Source verification and final publishing approval remain human steps.</w:t>
+      </w:r>
+    </w:p>
+    <w:p>
+      <w:pPr>
+        <w:pStyle w:val="Heading3"/>
+      </w:pPr>
+      <w:r>
         <w:t xml:space="preserve">How do revisions work?</w:t>
       </w:r>
     </w:p>
     <w:p>
       <w:r>
-        <w:t xml:space="preserve">The starter version includes one approval round. Extra rounds or new scope should be priced separately.</w:t>
+        <w:t xml:space="preserve">The starter includes one approval round. Extra suburbs, new formats, custom data collection, rush work, or additional rounds are quoted separately.</w:t>
       </w:r>
     </w:p>
     <w:p>
@@ -1142,25 +1168,12 @@
         <w:pStyle w:val="Heading3"/>
       </w:pPr>
       <w:r>
-        <w:t xml:space="preserve">Can this become recurring?</w:t>
-      </w:r>
-    </w:p>
-    <w:p>
-      <w:r>
-        <w:t xml:space="preserve">Yes, if the client has a natural refresh cadence: weekly updates, monthly reports, ongoing replies, new products, changing offers, or repeated workflows.</w:t>
-      </w:r>
-    </w:p>
-    <w:p>
-      <w:pPr>
-        <w:pStyle w:val="Heading3"/>
-      </w:pPr>
-      <w:r>
-        <w:t xml:space="preserve">How do approvals work?</w:t>
-      </w:r>
-    </w:p>
-    <w:p>
-      <w:r>
-        <w:t xml:space="preserve">Anything involving facts, prices, policies, claims, reviews, public replies, market commentary, or customer data must be approved before use.</w:t>
+        <w:t xml:space="preserve">Do you guarantee leads or listings?</w:t>
+      </w:r>
+    </w:p>
+    <w:p>
+      <w:r>
+        <w:t xml:space="preserve">No. The service gives you a consistent local content asset. It does not guarantee enquiries, appraisals, listings, sales, reach, or revenue.</w:t>
       </w:r>
     </w:p>
     <w:p>
@@ -1171,54 +1184,243 @@
         <w:t xml:space="preserve">03 / Objection-handling notes</w:t>
       </w:r>
     </w:p>
-    <w:p>
-      <w:pPr>
-        <w:pStyle w:val="ListParagraph"/>
-        <w:numPr>
-          <w:ilvl w:val="0"/>
-          <w:numId w:val="1"/>
-        </w:numPr>
-      </w:pPr>
-      <w:r>
-        <w:t xml:space="preserve">If the buyer says they are too busy, reduce the required inputs and offer one clear review window.</w:t>
-      </w:r>
-    </w:p>
-    <w:p>
-      <w:pPr>
-        <w:pStyle w:val="ListParagraph"/>
-        <w:numPr>
-          <w:ilvl w:val="0"/>
-          <w:numId w:val="1"/>
-        </w:numPr>
-      </w:pPr>
-      <w:r>
-        <w:t xml:space="preserve">If the buyer asks for guaranteed outcomes, restate the operational benefit and avoid performance claims.</w:t>
-      </w:r>
-    </w:p>
-    <w:p>
-      <w:pPr>
-        <w:pStyle w:val="ListParagraph"/>
-        <w:numPr>
-          <w:ilvl w:val="0"/>
-          <w:numId w:val="1"/>
-        </w:numPr>
-      </w:pPr>
-      <w:r>
-        <w:t xml:space="preserve">If the buyer already has someone, position the pack as a narrow cleanup, sample, or sprint rather than a replacement.</w:t>
-      </w:r>
-    </w:p>
-    <w:p>
-      <w:pPr>
-        <w:pStyle w:val="ListParagraph"/>
-        <w:numPr>
-          <w:ilvl w:val="0"/>
-          <w:numId w:val="1"/>
-        </w:numPr>
-      </w:pPr>
-      <w:r>
-        <w:t xml:space="preserve">If the buyer worries about access, start with public information or a read-only sample before requesting logins.</w:t>
-      </w:r>
-    </w:p>
+    <w:tbl>
+      <w:tblPr>
+        <w:tblW w:w="0" w:type="auto"/>
+        <w:tblInd w:w="0" w:type="dxa"/>
+        <w:tblBorders>
+          <w:top w:val="single" w:sz="6" w:color="E0DFDD"/>
+          <w:left w:val="single" w:sz="6" w:color="E0DFDD"/>
+          <w:bottom w:val="single" w:sz="6" w:color="E0DFDD"/>
+          <w:right w:val="single" w:sz="6" w:color="E0DFDD"/>
+          <w:insideH w:val="single" w:sz="4" w:color="E0DFDD"/>
+          <w:insideV w:val="single" w:sz="4" w:color="E0DFDD"/>
+        </w:tblBorders>
+        <w:tblLook w:firstRow="1" w:noHBand="0" w:noVBand="1"/>
+      </w:tblPr>
+      <w:tblGrid>
+        <w:gridCol w:w="3000"/>
+        <w:gridCol w:w="6180"/>
+      </w:tblGrid>
+      <w:tr>
+        <w:tc>
+          <w:tcPr>
+            <w:tcW w:w="3000" w:type="dxa"/>
+            <w:shd w:fill="0A0A0A"/>
+            <w:tcMar>
+              <w:top w:w="120" w:type="dxa"/>
+              <w:left w:w="150" w:type="dxa"/>
+              <w:bottom w:w="120" w:type="dxa"/>
+              <w:right w:w="150" w:type="dxa"/>
+            </w:tcMar>
+            <w:vAlign w:val="center"/>
+          </w:tcPr>
+          <w:p>
+            <w:pPr>
+              <w:pStyle w:val="TableHeader"/>
+            </w:pPr>
+            <w:r>
+              <w:t xml:space="preserve">Objection</w:t>
+            </w:r>
+          </w:p>
+        </w:tc>
+        <w:tc>
+          <w:tcPr>
+            <w:tcW w:w="6180" w:type="dxa"/>
+            <w:shd w:fill="0A0A0A"/>
+            <w:tcMar>
+              <w:top w:w="120" w:type="dxa"/>
+              <w:left w:w="150" w:type="dxa"/>
+              <w:bottom w:w="120" w:type="dxa"/>
+              <w:right w:w="150" w:type="dxa"/>
+            </w:tcMar>
+            <w:vAlign w:val="center"/>
+          </w:tcPr>
+          <w:p>
+            <w:pPr>
+              <w:pStyle w:val="TableHeader"/>
+            </w:pPr>
+            <w:r>
+              <w:t xml:space="preserve">How to respond</w:t>
+            </w:r>
+          </w:p>
+        </w:tc>
+      </w:tr>
+      <w:tr>
+        <w:tc>
+          <w:tcPr>
+            <w:tcW w:w="3000" w:type="dxa"/>
+            <w:shd w:fill="F5F3F1"/>
+            <w:tcMar>
+              <w:top w:w="120" w:type="dxa"/>
+              <w:left w:w="150" w:type="dxa"/>
+              <w:bottom w:w="120" w:type="dxa"/>
+              <w:right w:w="150" w:type="dxa"/>
+            </w:tcMar>
+            <w:vAlign w:val="center"/>
+          </w:tcPr>
+          <w:p>
+            <w:pPr>
+              <w:pStyle w:val="TableLabel"/>
+            </w:pPr>
+            <w:r>
+              <w:t xml:space="preserve">We already receive market reports</w:t>
+            </w:r>
+          </w:p>
+        </w:tc>
+        <w:tc>
+          <w:tcPr>
+            <w:tcW w:w="6180" w:type="dxa"/>
+            <w:shd w:fill="F5F3F1"/>
+            <w:tcMar>
+              <w:top w:w="120" w:type="dxa"/>
+              <w:left w:w="150" w:type="dxa"/>
+              <w:bottom w:w="120" w:type="dxa"/>
+              <w:right w:w="150" w:type="dxa"/>
+            </w:tcMar>
+            <w:vAlign w:val="center"/>
+          </w:tcPr>
+          <w:p>
+            <w:pPr>
+              <w:pStyle w:val="TableCell"/>
+            </w:pPr>
+            <w:r>
+              <w:t xml:space="preserve">position this as an agent-branded content layer that turns approved public data into a concise report, email, and social pack.</w:t>
+            </w:r>
+          </w:p>
+        </w:tc>
+      </w:tr>
+      <w:tr>
+        <w:tc>
+          <w:tcPr>
+            <w:tcW w:w="3000" w:type="dxa"/>
+            <w:shd w:fill="F5F3F1"/>
+            <w:tcMar>
+              <w:top w:w="120" w:type="dxa"/>
+              <w:left w:w="150" w:type="dxa"/>
+              <w:bottom w:w="120" w:type="dxa"/>
+              <w:right w:w="150" w:type="dxa"/>
+            </w:tcMar>
+            <w:vAlign w:val="center"/>
+          </w:tcPr>
+          <w:p>
+            <w:pPr>
+              <w:pStyle w:val="TableLabel"/>
+            </w:pPr>
+            <w:r>
+              <w:t xml:space="preserve">AI gets facts wrong</w:t>
+            </w:r>
+          </w:p>
+        </w:tc>
+        <w:tc>
+          <w:tcPr>
+            <w:tcW w:w="6180" w:type="dxa"/>
+            <w:tcMar>
+              <w:top w:w="120" w:type="dxa"/>
+              <w:left w:w="150" w:type="dxa"/>
+              <w:bottom w:w="120" w:type="dxa"/>
+              <w:right w:w="150" w:type="dxa"/>
+            </w:tcMar>
+            <w:vAlign w:val="center"/>
+          </w:tcPr>
+          <w:p>
+            <w:pPr>
+              <w:pStyle w:val="TableCell"/>
+            </w:pPr>
+            <w:r>
+              <w:t xml:space="preserve">agree, then show the source ledger, verification statuses, human check, and named approval step.</w:t>
+            </w:r>
+          </w:p>
+        </w:tc>
+      </w:tr>
+      <w:tr>
+        <w:tc>
+          <w:tcPr>
+            <w:tcW w:w="3000" w:type="dxa"/>
+            <w:shd w:fill="F5F3F1"/>
+            <w:tcMar>
+              <w:top w:w="120" w:type="dxa"/>
+              <w:left w:w="150" w:type="dxa"/>
+              <w:bottom w:w="120" w:type="dxa"/>
+              <w:right w:w="150" w:type="dxa"/>
+            </w:tcMar>
+            <w:vAlign w:val="center"/>
+          </w:tcPr>
+          <w:p>
+            <w:pPr>
+              <w:pStyle w:val="TableLabel"/>
+            </w:pPr>
+            <w:r>
+              <w:t xml:space="preserve">We do not have time</w:t>
+            </w:r>
+          </w:p>
+        </w:tc>
+        <w:tc>
+          <w:tcPr>
+            <w:tcW w:w="6180" w:type="dxa"/>
+            <w:shd w:fill="F5F3F1"/>
+            <w:tcMar>
+              <w:top w:w="120" w:type="dxa"/>
+              <w:left w:w="150" w:type="dxa"/>
+              <w:bottom w:w="120" w:type="dxa"/>
+              <w:right w:w="150" w:type="dxa"/>
+            </w:tcMar>
+            <w:vAlign w:val="center"/>
+          </w:tcPr>
+          <w:p>
+            <w:pPr>
+              <w:pStyle w:val="TableCell"/>
+            </w:pPr>
+            <w:r>
+              <w:t xml:space="preserve">the agent supplies the brief once, then reviews one bundled approval pack on a fixed date.</w:t>
+            </w:r>
+          </w:p>
+        </w:tc>
+      </w:tr>
+      <w:tr>
+        <w:tc>
+          <w:tcPr>
+            <w:tcW w:w="3000" w:type="dxa"/>
+            <w:shd w:fill="F5F3F1"/>
+            <w:tcMar>
+              <w:top w:w="120" w:type="dxa"/>
+              <w:left w:w="150" w:type="dxa"/>
+              <w:bottom w:w="120" w:type="dxa"/>
+              <w:right w:w="150" w:type="dxa"/>
+            </w:tcMar>
+            <w:vAlign w:val="center"/>
+          </w:tcPr>
+          <w:p>
+            <w:pPr>
+              <w:pStyle w:val="TableLabel"/>
+            </w:pPr>
+            <w:r>
+              <w:t xml:space="preserve">Compliance handles our content</w:t>
+            </w:r>
+          </w:p>
+        </w:tc>
+        <w:tc>
+          <w:tcPr>
+            <w:tcW w:w="6180" w:type="dxa"/>
+            <w:tcMar>
+              <w:top w:w="120" w:type="dxa"/>
+              <w:left w:w="150" w:type="dxa"/>
+              <w:bottom w:w="120" w:type="dxa"/>
+              <w:right w:w="150" w:type="dxa"/>
+            </w:tcMar>
+            <w:vAlign w:val="center"/>
+          </w:tcPr>
+          <w:p>
+            <w:pPr>
+              <w:pStyle w:val="TableCell"/>
+            </w:pPr>
+            <w:r>
+              <w:t xml:space="preserve">make compliance or the principal the named approval owner and keep automated publishing off.</w:t>
+            </w:r>
+          </w:p>
+        </w:tc>
+      </w:tr>
+    </w:tbl>
     <w:p>
       <w:pPr>
         <w:pStyle w:val="Heading1"/>
@@ -1232,7 +1434,7 @@
         <w:pStyle w:val="ExampleBlock"/>
       </w:pPr>
       <w:r>
-        <w:t xml:space="preserve">Use this FAQ pack to answer the common questions a real estate agents buyer asks before paying.</w:t>
+        <w:t xml:space="preserve">A one-suburb content service built around one AI research run, one source ledger, one reusable design, and one human approval step.</w:t>
       </w:r>
     </w:p>
     <w:p>
@@ -1240,7 +1442,7 @@
         <w:pStyle w:val="ExampleBlock"/>
       </w:pPr>
       <w:r>
-        <w:t xml:space="preserve">It helps customers understand scope, turnaround, approvals, and risk before they unlock the full pack.</w:t>
+        <w:t xml:space="preserve">The operator handles public-source research, verification, writing, and packaging. The agent approves the final market commentary before use.</w:t>
       </w:r>
     </w:p>
     <w:p>
@@ -1248,7 +1450,7 @@
         <w:pStyle w:val="ExampleBlock"/>
       </w:pPr>
       <w:r>
-        <w:t xml:space="preserve">Pair it with the intake form and email templates so the buyer can move from browsing to starting.</w:t>
+        <w:t xml:space="preserve">Start with a paid sample, then schedule the next reporting date only after the handoff works.</w:t>
       </w:r>
     </w:p>
     <w:p>
